--- a/public/documenti/2-informativa-liberatoria-esterni.docx
+++ b/public/documenti/2-informativa-liberatoria-esterni.docx
@@ -1523,7 +1523,7 @@
           <w:sz w:val="20"/>
           <w:szCs w:val="20"/>
         </w:rPr>
-        <w:t xml:space="preserve">In assenza di tali eccezioni, il Coordinatore provvederà alla rimozione o all'oscuramento (camuffamento di volto/voce) del contenuto entro 30 (trenta) giorni lavorativi, dandone comunicazione all'interessato. Qualora ricorra un'eccezione, il Coordinatore fornirà risposta motivata entro lo stesso termine.</w:t>
+        <w:t xml:space="preserve">In assenza di tali eccezioni, il Coordinatore provvederà alla rimozione o all'oscuramento (camuffamento di volto/voce) del contenuto entro 30 (trenta) giorni, dandone comunicazione all'interessato. Qualora ricorra un'eccezione, il Coordinatore fornirà risposta motivata entro lo stesso termine.</w:t>
       </w:r>
     </w:p>
     <w:p>
@@ -1543,6 +1543,7 @@
     </w:p>
     <w:p>
       <w:pPr>
+        <w:keepNext/>
         <w:spacing w:after="90"/>
       </w:pPr>
       <w:r>
@@ -1556,6 +1557,7 @@
     </w:p>
     <w:p>
       <w:pPr>
+        <w:keepNext/>
         <w:spacing w:after="90"/>
       </w:pPr>
       <w:r>
@@ -1573,6 +1575,7 @@
     </w:p>
     <w:p>
       <w:pPr>
+        <w:keepNext/>
         <w:spacing w:after="160"/>
       </w:pPr>
       <w:r>
@@ -1601,7 +1604,7 @@
       <w:headerReference w:type="default" r:id="rId7"/>
       <w:footerReference w:type="default" r:id="rId8"/>
       <w:pgSz w:w="11906" w:h="16838" w:orient="portrait"/>
-      <w:pgMar w:top="1440" w:right="1440" w:bottom="1440" w:left="1440" w:header="708" w:footer="708" w:gutter="0"/>
+      <w:pgMar w:top="1900" w:right="1000" w:bottom="700" w:left="1000" w:header="200" w:footer="340" w:gutter="0"/>
       <w:pgNumType/>
       <w:docGrid w:linePitch="360"/>
     </w:sectPr>
@@ -1737,13 +1740,13 @@
 <w:hdr xmlns:wpc="http://schemas.microsoft.com/office/word/2010/wordprocessingCanvas" xmlns:mc="http://schemas.openxmlformats.org/markup-compatibility/2006" xmlns:o="urn:schemas-microsoft-com:office:office" xmlns:r="http://schemas.openxmlformats.org/officeDocument/2006/relationships" xmlns:m="http://schemas.openxmlformats.org/officeDocument/2006/math" xmlns:v="urn:schemas-microsoft-com:vml" xmlns:wp14="http://schemas.microsoft.com/office/word/2010/wordprocessingDrawing" xmlns:wp="http://schemas.openxmlformats.org/drawingml/2006/wordprocessingDrawing" xmlns:w10="urn:schemas-microsoft-com:office:word" xmlns:w="http://schemas.openxmlformats.org/wordprocessingml/2006/main" xmlns:w14="http://schemas.microsoft.com/office/word/2010/wordml" xmlns:w15="http://schemas.microsoft.com/office/word/2012/wordml" xmlns:wpg="http://schemas.microsoft.com/office/word/2010/wordprocessingGroup" xmlns:wpi="http://schemas.microsoft.com/office/word/2010/wordprocessingInk" xmlns:wne="http://schemas.microsoft.com/office/word/2006/wordml" xmlns:wps="http://schemas.microsoft.com/office/word/2010/wordprocessingShape" xmlns:cx="http://schemas.microsoft.com/office/drawing/2014/chartex" xmlns:cx1="http://schemas.microsoft.com/office/drawing/2015/9/8/chartex" xmlns:cx2="http://schemas.microsoft.com/office/drawing/2015/10/21/chartex" xmlns:cx3="http://schemas.microsoft.com/office/drawing/2016/5/9/chartex" xmlns:cx4="http://schemas.microsoft.com/office/drawing/2016/5/10/chartex" xmlns:cx5="http://schemas.microsoft.com/office/drawing/2016/5/11/chartex" xmlns:cx6="http://schemas.microsoft.com/office/drawing/2016/5/12/chartex" xmlns:cx7="http://schemas.microsoft.com/office/drawing/2016/5/13/chartex" xmlns:cx8="http://schemas.microsoft.com/office/drawing/2016/5/14/chartex" xmlns:w16cid="http://schemas.microsoft.com/office/word/2016/wordml/cid" xmlns:w16se="http://schemas.microsoft.com/office/word/2015/wordml/symex">
   <w:p>
     <w:pPr>
-      <w:spacing w:after="60" w:before="0"/>
+      <w:spacing w:after="60" w:before="750"/>
       <w:jc w:val="left"/>
     </w:pPr>
     <w:r>
       <w:drawing>
         <wp:inline distT="0" distB="0" distL="0" distR="0">
-          <wp:extent cx="1809750" cy="419100"/>
+          <wp:extent cx="2047875" cy="476250"/>
           <wp:effectExtent t="0" r="0" b="0" l="0"/>
           <wp:docPr id="1" name="" descr="" title=""/>
           <wp:cNvGraphicFramePr>
@@ -1768,7 +1771,7 @@
                 <pic:spPr bwMode="auto">
                   <a:xfrm>
                     <a:off x="0" y="0"/>
-                    <a:ext cx="1809750" cy="419100"/>
+                    <a:ext cx="2047875" cy="476250"/>
                   </a:xfrm>
                   <a:prstGeom prst="rect">
                     <a:avLst/>

--- a/public/documenti/2-informativa-liberatoria-esterni.docx
+++ b/public/documenti/2-informativa-liberatoria-esterni.docx
@@ -1424,19 +1424,6 @@
           <w:szCs w:val="20"/>
         </w:rPr>
         <w:t xml:space="preserve">fatta salva l'ipotesi di montaggio palesemente manipolatorio da parte del Progetto che ne stravolga il senso, che rimane di esclusiva responsabilità del Progetto.</w:t>
-      </w:r>
-    </w:p>
-    <w:p>
-      <w:pPr>
-        <w:spacing w:after="90"/>
-      </w:pPr>
-      <w:r>
-        <w:rPr>
-          <w:color w:val="222222"/>
-          <w:sz w:val="20"/>
-          <w:szCs w:val="20"/>
-        </w:rPr>
-        <w:t xml:space="preserve">Il Collaboratore che effettua l'intervista si impegna a non sollecitare né indurre l'intervistato a rilasciare dichiarazioni che possano integrare diffamazione o lesione della reputazione di terzi, e a interrompere l'intervista qualora l'intervistato manifesti intenzioni in tal senso.</w:t>
       </w:r>
     </w:p>
     <w:p>

--- a/public/documenti/2-informativa-liberatoria-esterni.docx
+++ b/public/documenti/2-informativa-liberatoria-esterni.docx
@@ -927,7 +927,7 @@
           <w:sz w:val="20"/>
           <w:szCs w:val="20"/>
         </w:rPr>
-        <w:t xml:space="preserve">Io sottoscritto/a ________________________________, nato/a a ________________ il ____________, residente in ________________________________________, C.F. ________________________________, telefono ________________________________, e-mail/PEC ________________________________,</w:t>
+        <w:t>Io sottoscritto/a ________________________________, nato/a a ________________ il ____________, residente in ________________________________________, C.F. ________________________________, telefono ________________________________, e-mail/PEC ________________________________,</w:t>
       </w:r>
     </w:p>
     <w:p>
@@ -1525,7 +1525,7 @@
           <w:sz w:val="20"/>
           <w:szCs w:val="20"/>
         </w:rPr>
-        <w:t xml:space="preserve">DICHIARAZIONE E FIRMA FINALI (UNICA)</w:t>
+        <w:t>DICHIARAZIONE E CONFERMA (UNICA)</w:t>
       </w:r>
     </w:p>
     <w:p>
@@ -1539,7 +1539,7 @@
           <w:sz w:val="20"/>
           <w:szCs w:val="20"/>
         </w:rPr>
-        <w:t xml:space="preserve">Io sottoscritto/a ________________________________, presa visione dell'Informativa (Sezione 1) e della Liberatoria (Sezione 2) sopra riportate, DICHIARO di averle lette e comprese integralmente, e ACCONSENTO a quanto ivi previsto.</w:t>
+        <w:t>L'interessato, presa visione dell'Informativa (Sezione 1) e della Liberatoria (Sezione 2) sopra riportate, DICHIARA di averle lette e comprese integralmente, e ACCONSENTE a quanto ivi previsto.</w:t>
       </w:r>
     </w:p>
     <w:p>
@@ -1557,34 +1557,7 @@
           <w:sz w:val="20"/>
           <w:szCs w:val="20"/>
         </w:rPr>
-        <w:t xml:space="preserve">Nota tecnica: Informativa e Liberatoria sono presentate insieme in un'unica pagina digitale e confermate con un unico codice OTP, che genera contemporaneamente entrambe le dichiarazioni con lo stesso timestamp.</w:t>
-      </w:r>
-    </w:p>
-    <w:p>
-      <w:pPr>
-        <w:keepNext/>
-        <w:spacing w:after="160"/>
-      </w:pPr>
-      <w:r>
-        <w:rPr>
-          <w:color w:val="222222"/>
-          <w:sz w:val="20"/>
-          <w:szCs w:val="20"/>
-        </w:rPr>
-        <w:t xml:space="preserve">Luogo e data: ________________________________</w:t>
-      </w:r>
-    </w:p>
-    <w:p>
-      <w:pPr>
-        <w:spacing w:after="160"/>
-      </w:pPr>
-      <w:r>
-        <w:rPr>
-          <w:color w:val="222222"/>
-          <w:sz w:val="20"/>
-          <w:szCs w:val="20"/>
-        </w:rPr>
-        <w:t xml:space="preserve">Firma digitale dell'interessato: ________________________________</w:t>
+        <w:t>Nota tecnica: la conferma avviene inserendo il codice OTP di 6 cifre inviato all'indirizzo email o PEC indicato, che genera contemporaneamente entrambe le dichiarazioni, con timestamp e identità del recapito registrati automaticamente dal sistema — non è richiesta alcuna compilazione manuale di nome, data o firma.</w:t>
       </w:r>
     </w:p>
     <w:sectPr>

--- a/public/documenti/2-informativa-liberatoria-esterni.docx
+++ b/public/documenti/2-informativa-liberatoria-esterni.docx
@@ -592,7 +592,35 @@
           <w:sz w:val="20"/>
           <w:szCs w:val="20"/>
         </w:rPr>
-        <w:t xml:space="preserve">Revisione periodica: il Coordinatore effettuerà una revisione almeno ogni 5 (cinque) anni per valutare se i contenuti mantengano un interesse editoriale/documentale. Solo in caso di esplicita motivazione scritta di rilevanza storica, culturale o scientifica, il termine potrà essere prorogato di ulteriori periodi. La motivazione scritta sarà redatta dal Coordinatore e conservata nel gestionale, costituendo atto interno del Progetto. In assenza di tale revisione motivata, i dati verranno cancellati da tutti i supporti allo scadere del quinto anno.</w:t>
+        <w:t>Revisione periodica: il Coordinatore effettuerà una revisione almeno ogni 5 (cinque) anni per valutare se i contenuti mantengano un interesse editoriale/documentale. Solo in caso di esplicita motivazione scritta di rilevanza storica, culturale o scientifica, il termine potrà essere prorogato di ulteriori periodi. La motivazione scritta sarà redatta dal Coordinatore e conservata nel gestionale, costituendo atto interno del Progetto. In assenza di tale revisione motivata, i dati verranno cancellati da tutti i supporti allo scadere del quinto anno. La previsione di una revisione periodica anziché di un termine fisso e definitivo è la modalità di conservazione indicata dall'art. 5, par. 1, lett. e), del GDPR e dal Considerando 39 dello stesso Regolamento.</w:t>
+      </w:r>
+    </w:p>
+    <w:p>
+      <w:pPr>
+        <w:spacing w:after="90"/>
+      </w:pPr>
+      <w:r>
+        <w:rPr>
+          <w:b/>
+          <w:color w:val="222222"/>
+          <w:sz w:val="20"/>
+          <w:szCs w:val="20"/>
+        </w:rPr>
+        <w:t>Conservazione della liberatoria sottoscritta: la liberatoria di cui alla Sezione 2, quale prova del consenso prestato, è conservata separatamente per un periodo di 10 (dieci) anni dalla data del sigillo del contenuto a cui si riferisce, estendibile finché il contenuto pubblicato rimane online, con le stesse modalità di revisione di cui sopra. Il Titolare resta infatti tenuto a poter dimostrare in ogni momento la validità del consenso, ai sensi degli artt. 5, par. 2, e 7, par. 1, del GDPR, per tutto il tempo in cui il contenuto correlato resta pubblicato.</w:t>
+      </w:r>
+    </w:p>
+    <w:p>
+      <w:pPr>
+        <w:spacing w:after="90"/>
+      </w:pPr>
+      <w:r>
+        <w:rPr>
+          <w:b w:val="0"/>
+          <w:color w:val="222222"/>
+          <w:sz w:val="20"/>
+          <w:szCs w:val="20"/>
+        </w:rPr>
+        <w:t>I materiali certificati del pacchetto sigillato e l'archivio delle comunicazioni PEC relative alla presente liberatoria sono conservati per un periodo di 10 (dieci) anni dalla data del sigillo, estendibile di ulteriori 5 (cinque) anni per esigenze di tutela legale, ai sensi dell'art. 17, par. 3, lett. e), del GDPR e degli artt. 2946 e 2947 del Codice Civile.</w:t>
       </w:r>
     </w:p>
     <w:p>

--- a/public/documenti/2-informativa-liberatoria-esterni.docx
+++ b/public/documenti/2-informativa-liberatoria-esterni.docx
@@ -579,7 +579,7 @@
           <w:sz w:val="20"/>
           <w:szCs w:val="20"/>
         </w:rPr>
-        <w:t xml:space="preserve">Termine generale: i dati saranno conservati per un periodo massimo di 20 (venti) anni dalla data di realizzazione del contenuto, termine che costituisce un tetto massimo e non un default automatico.</w:t>
+        <w:t>Termine generale: i dati saranno conservati per un periodo massimo di 10 (dieci) anni dalla data di realizzazione del contenuto, termine che costituisce un tetto massimo e non un default automatico.</w:t>
       </w:r>
     </w:p>
     <w:p>

--- a/public/documenti/2-informativa-liberatoria-esterni.docx
+++ b/public/documenti/2-informativa-liberatoria-esterni.docx
@@ -1526,7 +1526,7 @@
           <w:sz w:val="20"/>
           <w:szCs w:val="20"/>
         </w:rPr>
-        <w:t xml:space="preserve">•  Richiesta di rimozione di un contenuto già pubblicato: eventuali richieste di rimozione di contenuti già pubblicati saranno valutate dal Coordinatore caso per caso, alla luce delle finalità editoriali del Progetto e delle eccezioni di cui all'art. 17, par. 3, GDPR (libertà di espressione e informazione). </w:t>
+        <w:t xml:space="preserve">•  Richiesta di rimozione di un contenuto già pubblicato: la conservazione e diffusione di un contenuto già pubblicato si fonda, oltre che sul consenso prestato con la liberatoria, sul legittimo interesse del Progetto (art. 6.1.f GDPR) a mantenere accessibile un contenuto che continua a svolgere una funzione informativa ed educativa in ambito di prevenzione odontoiatrica; puoi opporti in qualsiasi momento ai sensi dell'art. 21 GDPR. Il Coordinatore, ricevuta una richiesta di rimozione o opposizione, bilancia il legittimo interesse del Progetto con il tuo e valuta se ricorra una delle eccezioni di cui all'art. 17, par. 3, GDPR. </w:t>
       </w:r>
       <w:r>
         <w:rPr>
@@ -1538,7 +1538,7 @@
           <w:sz w:val="20"/>
           <w:szCs w:val="20"/>
         </w:rPr>
-        <w:t xml:space="preserve">In assenza di tali eccezioni, il Coordinatore provvederà alla rimozione o all'oscuramento (camuffamento di volto/voce) del contenuto entro 30 (trenta) giorni, dandone comunicazione all'interessato. Qualora ricorra un'eccezione, il Coordinatore fornirà risposta motivata entro lo stesso termine.</w:t>
+        <w:t>In assenza di tali eccezioni e se dal bilanciamento prevale il tuo interesse, il Coordinatore provvederà alla rimozione o all'oscuramento (camuffamento di volto/voce) del contenuto entro 30 (trenta) giorni, dandone comunicazione all'interessato. Altrimenti fornirà risposta motivata entro lo stesso termine.</w:t>
       </w:r>
     </w:p>
     <w:p>
